--- a/atelier/atelier_027.docx
+++ b/atelier/atelier_027.docx
@@ -445,7 +445,7 @@
           </w:tcPr>
           <w:p>
             <w:r>
-              <w:t xml:space="preserve">Cartographie des dépendances réalisée (atelier #26)</w:t>
+              <w:t xml:space="preserve">Cartographie des dépendances réalisée</w:t>
             </w:r>
           </w:p>
         </w:tc>
@@ -464,7 +464,7 @@
         <w:spacing w:after="120"/>
       </w:pPr>
       <w:r>
-        <w:t xml:space="preserve">La cartographie (#26) a rendu les dépendances visibles. Mais une dépendance connue n'est pas une dépendance gérée : tant qu'on ne parle pas régulièrement avec les squads dont on dépend, on continue à les solliciter en urgence, au moment du besoin, en espérant qu'elles soient disponibles. Le sujet est d'instaurer un canal de coordination régulier et léger avec ces squads : un point court et récurrent où l'on échange sur ce qui arrive de part et d'autre, pour que les demandes se voient venir au lieu de tomber par surprise. L'objectif n'est pas une grosse réunion de coordination, mais un rendez-vous bref qui crée le lien et permet l'anticipation.</w:t>
+        <w:t xml:space="preserve">La cartographie a rendu les dépendances visibles. Mais une dépendance connue n'est pas une dépendance gérée : tant qu'on ne parle pas régulièrement avec les squads dont on dépend, on continue à les solliciter en urgence, au moment du besoin, en espérant qu'elles soient disponibles. Le sujet est d'instaurer un canal de coordination régulier et léger avec ces squads : un point court et récurrent où l'on échange sur ce qui arrive de part et d'autre, pour que les demandes se voient venir au lieu de tomber par surprise. L'objectif n'est pas une grosse réunion de coordination, mais un rendez-vous bref qui crée le lien et permet l'anticipation.</w:t>
       </w:r>
     </w:p>
     <w:p>
@@ -564,7 +564,7 @@
         </w:numPr>
       </w:pPr>
       <w:r>
-        <w:t xml:space="preserve">Limiter aux squads à dépendance réelle et risquée : on n'instaure pas un point avec toutes les équipes de la cartographie, seulement avec celles dont la dépendance est forte ou risquée (les rouges du #26). Multiplier les points les tuerait tous.</w:t>
+        <w:t xml:space="preserve">Limiter aux squads à dépendance réelle et risquée : on n'instaure pas un point avec toutes les équipes de la cartographie, seulement avec celles dont la dépendance est forte ou risquée (les rouges du cartographie de nos dépendances). Multiplier les points les tuerait tous.</w:t>
       </w:r>
     </w:p>
     <w:p>
@@ -635,7 +635,7 @@
         </w:numPr>
       </w:pPr>
       <w:r>
-        <w:t xml:space="preserve">Zone « Avec qui » — la liste des squads à dépendance forte/risquée (issues du #26) avec qui instaurer un point. On reste sélectif.</w:t>
+        <w:t xml:space="preserve">Zone « Avec qui » — la liste des squads à dépendance forte/risquée (issues du cartographie de nos dépendances) avec qui instaurer un point. On reste sélectif.</w:t>
       </w:r>
     </w:p>
     <w:p>
@@ -691,7 +691,7 @@
         </w:numPr>
       </w:pPr>
       <w:r>
-        <w:t xml:space="preserve">(5 min) Cadrage — l'animateur rappelle la cartographie #26 et pose l'objectif : passer de dépendances visibles à dépendances coordonnées par un point régulier.</w:t>
+        <w:t xml:space="preserve">(5 min) Cadrage — l'animateur rappelle la cartographie et pose l'objectif : passer de dépendances visibles à dépendances coordonnées par un point régulier.</w:t>
       </w:r>
     </w:p>
     <w:p>
